--- a/STEPRA Bootstrap 共通ルール.docx
+++ b/STEPRA Bootstrap 共通ルール.docx
@@ -9,13 +9,85 @@
     </w:p>
     <w:p>
       <w:r>
+        <w:rPr/>
         <w:t>【CDN】</w:t>
       </w:r>
     </w:p>
+    <w:p w14:noSpellErr="1">
+      <w:r>
+        <w:rPr/>
+        <w:t>■画面空白</w:t>
+      </w:r>
+    </w:p>
+    <w:p>
+      <w:pPr>
+        <w:pStyle w:val="a"/>
+      </w:pPr>
+      <w:r>
+        <w:rPr>
+          <w:rFonts w:ascii="游明朝" w:hAnsi="游明朝" w:eastAsia="游明朝" w:cs="游明朝"/>
+          <w:noProof w:val="0"/>
+          <w:sz w:val="21"/>
+          <w:szCs w:val="21"/>
+          <w:lang w:eastAsia="ja-JP"/>
+        </w:rPr>
+        <w:t>&lt;meta name="viewport"</w:t>
+      </w:r>
+      <w:r>
+        <w:br/>
+      </w:r>
+      <w:r>
+        <w:rPr>
+          <w:rFonts w:ascii="游明朝" w:hAnsi="游明朝" w:eastAsia="游明朝" w:cs="游明朝"/>
+          <w:noProof w:val="0"/>
+          <w:sz w:val="21"/>
+          <w:szCs w:val="21"/>
+          <w:lang w:eastAsia="ja-JP"/>
+        </w:rPr>
+        <w:t xml:space="preserve">       content="width=device-width, initial-scale=1.0"&gt;</w:t>
+      </w:r>
+    </w:p>
+    <w:p>
+      <w:r>
+        <w:rPr>
+          <w:rFonts w:ascii="Segoe UI" w:hAnsi="Segoe UI" w:eastAsia="Segoe UI" w:cs="Segoe UI"/>
+          <w:noProof w:val="0"/>
+          <w:sz w:val="21"/>
+          <w:szCs w:val="21"/>
+          <w:lang w:eastAsia="ja-JP"/>
+        </w:rPr>
+        <w:t>&lt;div class="container py-4 mb-5"&gt;</w:t>
+      </w:r>
+    </w:p>
+    <w:p>
+      <w:pPr>
+        <w:pStyle w:val="a"/>
+      </w:pPr>
+      <w:r>
+        <w:rPr>
+          <w:rFonts w:ascii="Segoe UI" w:hAnsi="Segoe UI" w:eastAsia="Segoe UI" w:cs="Segoe UI"/>
+          <w:noProof w:val="0"/>
+          <w:sz w:val="21"/>
+          <w:szCs w:val="21"/>
+          <w:lang w:eastAsia="ja-JP"/>
+        </w:rPr>
+        <w:t xml:space="preserve"> </w:t>
+      </w:r>
+      <w:r>
+        <w:rPr>
+          <w:rFonts w:ascii="游明朝" w:hAnsi="游明朝" w:eastAsia="游明朝" w:cs="游明朝"/>
+          <w:noProof w:val="0"/>
+          <w:sz w:val="21"/>
+          <w:szCs w:val="21"/>
+          <w:lang w:eastAsia="ja-JP"/>
+        </w:rPr>
+        <w:t xml:space="preserve"> </w:t>
+      </w:r>
+    </w:p>
     <w:p>
       <w:r>
         <w:pict w14:anchorId="20690D26">
-          <v:rect id="_x0000_i1241" style="width:0;height:1.5pt" o:hralign="center" o:hrstd="t" o:hr="t" fillcolor="#a0a0a0" stroked="f">
+          <v:rect id="_x0000_i1241" style="width:0;height:1.5pt" o:hr="t" o:hrstd="t" o:hralign="center" fillcolor="#a0a0a0" stroked="f">
             <v:textbox inset="5.85pt,.7pt,5.85pt,.7pt"/>
           </v:rect>
         </w:pict>
@@ -32,6 +104,8 @@
       </w:r>
       <w:r>
         <w:br/>
+      </w:r>
+      <w:r>
         <w:t>→ 画面全体の枠</w:t>
       </w:r>
     </w:p>
@@ -41,6 +115,8 @@
       </w:r>
       <w:r>
         <w:br/>
+      </w:r>
+      <w:r>
         <w:t>→ 横並びの行</w:t>
       </w:r>
     </w:p>
@@ -50,6 +126,8 @@
       </w:r>
       <w:r>
         <w:br/>
+      </w:r>
+      <w:r>
         <w:t>→ 中身</w:t>
       </w:r>
     </w:p>
@@ -61,7 +139,7 @@
     <w:p>
       <w:r>
         <w:pict w14:anchorId="792A1F2D">
-          <v:rect id="_x0000_i1242" style="width:0;height:1.5pt" o:hralign="center" o:hrstd="t" o:hr="t" fillcolor="#a0a0a0" stroked="f">
+          <v:rect id="_x0000_i1242" style="width:0;height:1.5pt" o:hr="t" o:hrstd="t" o:hralign="center" fillcolor="#a0a0a0" stroked="f">
             <v:textbox inset="5.85pt,.7pt,5.85pt,.7pt"/>
           </v:rect>
         </w:pict>
@@ -78,6 +156,8 @@
       </w:r>
       <w:r>
         <w:br/>
+      </w:r>
+      <w:r>
         <w:t>→ 中央寄せ</w:t>
       </w:r>
     </w:p>
@@ -92,6 +172,8 @@
       </w:r>
       <w:r>
         <w:br/>
+      </w:r>
+      <w:r>
         <w:t>→ 太字</w:t>
       </w:r>
     </w:p>
@@ -101,13 +183,15 @@
       </w:r>
       <w:r>
         <w:br/>
+      </w:r>
+      <w:r>
         <w:t>→ 大きい文字</w:t>
       </w:r>
     </w:p>
     <w:p>
       <w:r>
         <w:pict w14:anchorId="5FFB0046">
-          <v:rect id="_x0000_i1243" style="width:0;height:1.5pt" o:hralign="center" o:hrstd="t" o:hr="t" fillcolor="#a0a0a0" stroked="f">
+          <v:rect id="_x0000_i1243" style="width:0;height:1.5pt" o:hr="t" o:hrstd="t" o:hralign="center" fillcolor="#a0a0a0" stroked="f">
             <v:textbox inset="5.85pt,.7pt,5.85pt,.7pt"/>
           </v:rect>
         </w:pict>
@@ -124,6 +208,8 @@
       </w:r>
       <w:r>
         <w:br/>
+      </w:r>
+      <w:r>
         <w:t>→ 枠</w:t>
       </w:r>
     </w:p>
@@ -133,6 +219,8 @@
       </w:r>
       <w:r>
         <w:br/>
+      </w:r>
+      <w:r>
         <w:t>→ 内側余白</w:t>
       </w:r>
     </w:p>
@@ -142,13 +230,15 @@
       </w:r>
       <w:r>
         <w:br/>
+      </w:r>
+      <w:r>
         <w:t>→ 影</w:t>
       </w:r>
     </w:p>
     <w:p>
       <w:r>
         <w:pict w14:anchorId="3B46723E">
-          <v:rect id="_x0000_i1244" style="width:0;height:1.5pt" o:hralign="center" o:hrstd="t" o:hr="t" fillcolor="#a0a0a0" stroked="f">
+          <v:rect id="_x0000_i1244" style="width:0;height:1.5pt" o:hr="t" o:hrstd="t" o:hralign="center" fillcolor="#a0a0a0" stroked="f">
             <v:textbox inset="5.85pt,.7pt,5.85pt,.7pt"/>
           </v:rect>
         </w:pict>
@@ -165,6 +255,8 @@
       </w:r>
       <w:r>
         <w:br/>
+      </w:r>
+      <w:r>
         <w:t>→ テキスト入力</w:t>
       </w:r>
     </w:p>
@@ -174,13 +266,15 @@
       </w:r>
       <w:r>
         <w:br/>
+      </w:r>
+      <w:r>
         <w:t>→ ラベル</w:t>
       </w:r>
     </w:p>
     <w:p>
       <w:r>
         <w:pict w14:anchorId="1899952F">
-          <v:rect id="_x0000_i1245" style="width:0;height:1.5pt" o:hralign="center" o:hrstd="t" o:hr="t" fillcolor="#a0a0a0" stroked="f">
+          <v:rect id="_x0000_i1245" style="width:0;height:1.5pt" o:hr="t" o:hrstd="t" o:hralign="center" fillcolor="#a0a0a0" stroked="f">
             <v:textbox inset="5.85pt,.7pt,5.85pt,.7pt"/>
           </v:rect>
         </w:pict>
@@ -201,7 +295,6 @@
         <w:br/>
       </w:r>
       <w:r>
-        <w:lastRenderedPageBreak/>
         <w:t>→ 基本</w:t>
       </w:r>
     </w:p>
@@ -216,6 +309,8 @@
       </w:r>
       <w:r>
         <w:br/>
+      </w:r>
+      <w:r>
         <w:t>→ 作成・登録</w:t>
       </w:r>
     </w:p>
@@ -230,6 +325,8 @@
       </w:r>
       <w:r>
         <w:br/>
+      </w:r>
+      <w:r>
         <w:t>→ 編集</w:t>
       </w:r>
     </w:p>
@@ -244,6 +341,8 @@
       </w:r>
       <w:r>
         <w:br/>
+      </w:r>
+      <w:r>
         <w:t>→ 削除</w:t>
       </w:r>
     </w:p>
@@ -258,6 +357,8 @@
       </w:r>
       <w:r>
         <w:br/>
+      </w:r>
+      <w:r>
         <w:t>→ 戻る</w:t>
       </w:r>
     </w:p>
@@ -267,6 +368,8 @@
       </w:r>
       <w:r>
         <w:br/>
+      </w:r>
+      <w:r>
         <w:t>→ 横幅100%</w:t>
       </w:r>
     </w:p>
@@ -276,6 +379,8 @@
       </w:r>
       <w:r>
         <w:br/>
+      </w:r>
+      <w:r>
         <w:t>→ 下余白</w:t>
       </w:r>
     </w:p>
@@ -288,13 +393,15 @@
       </w:r>
       <w:r>
         <w:br/>
+      </w:r>
+      <w:r>
         <w:t>登録</w:t>
       </w:r>
     </w:p>
     <w:p>
       <w:r>
         <w:pict w14:anchorId="56FCEBB0">
-          <v:rect id="_x0000_i1246" style="width:0;height:1.5pt" o:hralign="center" o:hrstd="t" o:hr="t" fillcolor="#a0a0a0" stroked="f">
+          <v:rect id="_x0000_i1246" style="width:0;height:1.5pt" o:hr="t" o:hrstd="t" o:hralign="center" fillcolor="#a0a0a0" stroked="f">
             <v:textbox inset="5.85pt,.7pt,5.85pt,.7pt"/>
           </v:rect>
         </w:pict>
@@ -311,14 +418,20 @@
       </w:r>
       <w:r>
         <w:br/>
+      </w:r>
+      <w:r>
         <w:t>container</w:t>
       </w:r>
       <w:r>
         <w:br/>
+      </w:r>
+      <w:r>
         <w:t>card</w:t>
       </w:r>
       <w:r>
         <w:br/>
+      </w:r>
+      <w:r>
         <w:t>form-control</w:t>
       </w:r>
       <w:r>
@@ -339,18 +452,26 @@
       </w:r>
       <w:r>
         <w:br/>
+      </w:r>
+      <w:r>
         <w:t>container</w:t>
       </w:r>
       <w:r>
         <w:br/>
+      </w:r>
+      <w:r>
         <w:t>row</w:t>
       </w:r>
       <w:r>
         <w:br/>
+      </w:r>
+      <w:r>
         <w:t>col</w:t>
       </w:r>
       <w:r>
         <w:br/>
+      </w:r>
+      <w:r>
         <w:t>card</w:t>
       </w:r>
       <w:r>
@@ -371,10 +492,14 @@
       </w:r>
       <w:r>
         <w:br/>
+      </w:r>
+      <w:r>
         <w:t>card</w:t>
       </w:r>
       <w:r>
         <w:br/>
+      </w:r>
+      <w:r>
         <w:t>form-control</w:t>
       </w:r>
       <w:r>
@@ -406,13 +531,14 @@
       </w:r>
       <w:r>
         <w:br/>
+      </w:r>
+      <w:r>
         <w:t>card</w:t>
       </w:r>
       <w:r>
         <w:br/>
       </w:r>
       <w:r>
-        <w:lastRenderedPageBreak/>
         <w:t>text-center</w:t>
       </w:r>
     </w:p>
@@ -422,6 +548,8 @@
       </w:r>
       <w:r>
         <w:br/>
+      </w:r>
+      <w:r>
         <w:t>card</w:t>
       </w:r>
       <w:r>
@@ -453,6 +581,8 @@
       </w:r>
       <w:r>
         <w:br/>
+      </w:r>
+      <w:r>
         <w:t>form-control</w:t>
       </w:r>
       <w:r>
@@ -473,6 +603,8 @@
       </w:r>
       <w:r>
         <w:br/>
+      </w:r>
+      <w:r>
         <w:t>form-control</w:t>
       </w:r>
       <w:r>
@@ -501,7 +633,7 @@
     <w:p>
       <w:r>
         <w:pict w14:anchorId="3FEAA0F2">
-          <v:rect id="_x0000_i1247" style="width:0;height:1.5pt" o:hralign="center" o:hrstd="t" o:hr="t" fillcolor="#a0a0a0" stroked="f">
+          <v:rect id="_x0000_i1247" style="width:0;height:1.5pt" o:hr="t" o:hrstd="t" o:hralign="center" fillcolor="#a0a0a0" stroked="f">
             <v:textbox inset="5.85pt,.7pt,5.85pt,.7pt"/>
           </v:rect>
         </w:pict>
@@ -518,6 +650,8 @@
       </w:r>
       <w:r>
         <w:br/>
+      </w:r>
+      <w:r>
         <w:t>→ スマホ</w:t>
       </w:r>
     </w:p>
@@ -527,6 +661,8 @@
       </w:r>
       <w:r>
         <w:br/>
+      </w:r>
+      <w:r>
         <w:t>→ タブレット</w:t>
       </w:r>
     </w:p>
@@ -536,6 +672,8 @@
       </w:r>
       <w:r>
         <w:br/>
+      </w:r>
+      <w:r>
         <w:t>→ PC</w:t>
       </w:r>
     </w:p>
@@ -547,7 +685,7 @@
     <w:p>
       <w:r>
         <w:pict w14:anchorId="272D2DDF">
-          <v:rect id="_x0000_i1248" style="width:0;height:1.5pt" o:hralign="center" o:hrstd="t" o:hr="t" fillcolor="#a0a0a0" stroked="f">
+          <v:rect id="_x0000_i1248" style="width:0;height:1.5pt" o:hr="t" o:hrstd="t" o:hralign="center" fillcolor="#a0a0a0" stroked="f">
             <v:textbox inset="5.85pt,.7pt,5.85pt,.7pt"/>
           </v:rect>
         </w:pict>
@@ -572,6 +710,8 @@
       </w:r>
       <w:r>
         <w:br/>
+      </w:r>
+      <w:r>
         <w:t xml:space="preserve">編集 → </w:t>
       </w:r>
       <w:proofErr w:type="spellStart"/>
@@ -584,6 +724,8 @@
       </w:r>
       <w:r>
         <w:br/>
+      </w:r>
+      <w:r>
         <w:t xml:space="preserve">削除 → </w:t>
       </w:r>
       <w:proofErr w:type="spellStart"/>
@@ -596,6 +738,8 @@
       </w:r>
       <w:r>
         <w:br/>
+      </w:r>
+      <w:r>
         <w:t xml:space="preserve">戻る → </w:t>
       </w:r>
       <w:proofErr w:type="spellStart"/>
@@ -613,10 +757,14 @@
       </w:r>
       <w:r>
         <w:br/>
+      </w:r>
+      <w:r>
         <w:t>カード → card shadow</w:t>
       </w:r>
       <w:r>
         <w:br/>
+      </w:r>
+      <w:r>
         <w:t xml:space="preserve">タイトル → text-center </w:t>
       </w:r>
       <w:proofErr w:type="spellStart"/>
@@ -630,7 +778,7 @@
     </w:p>
     <w:p/>
     <w:sectPr>
-      <w:pgSz w:w="11906" w:h="16838"/>
+      <w:pgSz w:w="11906" w:h="16838" w:orient="portrait"/>
       <w:pgMar w:top="1985" w:right="1701" w:bottom="1701" w:left="1701" w:header="851" w:footer="992" w:gutter="0"/>
       <w:cols w:space="425"/>
       <w:docGrid w:type="lines" w:linePitch="360"/>
@@ -761,11 +909,11 @@
 </file>
 
 <file path=word/styles.xml><?xml version="1.0" encoding="utf-8"?>
-<w:styles xmlns:mc="http://schemas.openxmlformats.org/markup-compatibility/2006" xmlns:r="http://schemas.openxmlformats.org/officeDocument/2006/relationships" xmlns:w="http://schemas.openxmlformats.org/wordprocessingml/2006/main" xmlns:w14="http://schemas.microsoft.com/office/word/2010/wordml" xmlns:w15="http://schemas.microsoft.com/office/word/2012/wordml" xmlns:w16cex="http://schemas.microsoft.com/office/word/2018/wordml/cex" xmlns:w16cid="http://schemas.microsoft.com/office/word/2016/wordml/cid" xmlns:w16="http://schemas.microsoft.com/office/word/2018/wordml" xmlns:w16du="http://schemas.microsoft.com/office/word/2023/wordml/word16du" xmlns:w16sdtdh="http://schemas.microsoft.com/office/word/2020/wordml/sdtdatahash" xmlns:w16sdtfl="http://schemas.microsoft.com/office/word/2024/wordml/sdtformatlock" xmlns:w16se="http://schemas.microsoft.com/office/word/2015/wordml/symex" mc:Ignorable="w14 w15 w16se w16cid w16 w16cex w16sdtdh w16sdtfl w16du">
+<w:styles xmlns:wp14="http://schemas.microsoft.com/office/word/2010/wordprocessingDrawing" xmlns:mc="http://schemas.openxmlformats.org/markup-compatibility/2006" xmlns:r="http://schemas.openxmlformats.org/officeDocument/2006/relationships" xmlns:w="http://schemas.openxmlformats.org/wordprocessingml/2006/main" xmlns:w14="http://schemas.microsoft.com/office/word/2010/wordml" xmlns:w15="http://schemas.microsoft.com/office/word/2012/wordml" xmlns:w16cex="http://schemas.microsoft.com/office/word/2018/wordml/cex" xmlns:w16cid="http://schemas.microsoft.com/office/word/2016/wordml/cid" xmlns:w16="http://schemas.microsoft.com/office/word/2018/wordml" xmlns:w16du="http://schemas.microsoft.com/office/word/2023/wordml/word16du" xmlns:w16sdtdh="http://schemas.microsoft.com/office/word/2020/wordml/sdtdatahash" xmlns:w16sdtfl="http://schemas.microsoft.com/office/word/2024/wordml/sdtformatlock" xmlns:w16se="http://schemas.microsoft.com/office/word/2015/wordml/symex" mc:Ignorable="w14 w15 w16se w16cid w16 w16cex w16sdtdh w16sdtfl w16du wp14">
   <w:docDefaults>
     <w:rPrDefault>
       <w:rPr>
-        <w:rFonts w:asciiTheme="minorHAnsi" w:eastAsiaTheme="minorEastAsia" w:hAnsiTheme="minorHAnsi" w:cstheme="minorBidi"/>
+        <w:rFonts w:asciiTheme="minorHAnsi" w:hAnsiTheme="minorHAnsi" w:eastAsiaTheme="minorEastAsia" w:cstheme="minorBidi"/>
         <w:kern w:val="2"/>
         <w:sz w:val="21"/>
         <w:szCs w:val="24"/>
@@ -778,14 +926,14 @@
   <w:latentStyles w:defLockedState="0" w:defUIPriority="99" w:defSemiHidden="0" w:defUnhideWhenUsed="0" w:defQFormat="0" w:count="376">
     <w:lsdException w:name="Normal" w:uiPriority="0" w:qFormat="1"/>
     <w:lsdException w:name="heading 1" w:uiPriority="9" w:qFormat="1"/>
-    <w:lsdException w:name="heading 2" w:semiHidden="1" w:uiPriority="9" w:unhideWhenUsed="1" w:qFormat="1"/>
-    <w:lsdException w:name="heading 3" w:semiHidden="1" w:uiPriority="9" w:unhideWhenUsed="1" w:qFormat="1"/>
-    <w:lsdException w:name="heading 4" w:semiHidden="1" w:uiPriority="9" w:unhideWhenUsed="1" w:qFormat="1"/>
-    <w:lsdException w:name="heading 5" w:semiHidden="1" w:uiPriority="9" w:unhideWhenUsed="1" w:qFormat="1"/>
-    <w:lsdException w:name="heading 6" w:semiHidden="1" w:uiPriority="9" w:unhideWhenUsed="1" w:qFormat="1"/>
-    <w:lsdException w:name="heading 7" w:semiHidden="1" w:uiPriority="9" w:unhideWhenUsed="1" w:qFormat="1"/>
-    <w:lsdException w:name="heading 8" w:semiHidden="1" w:uiPriority="9" w:unhideWhenUsed="1" w:qFormat="1"/>
-    <w:lsdException w:name="heading 9" w:semiHidden="1" w:uiPriority="9" w:unhideWhenUsed="1" w:qFormat="1"/>
+    <w:lsdException w:name="heading 2" w:uiPriority="9" w:semiHidden="1" w:unhideWhenUsed="1" w:qFormat="1"/>
+    <w:lsdException w:name="heading 3" w:uiPriority="9" w:semiHidden="1" w:unhideWhenUsed="1" w:qFormat="1"/>
+    <w:lsdException w:name="heading 4" w:uiPriority="9" w:semiHidden="1" w:unhideWhenUsed="1" w:qFormat="1"/>
+    <w:lsdException w:name="heading 5" w:uiPriority="9" w:semiHidden="1" w:unhideWhenUsed="1" w:qFormat="1"/>
+    <w:lsdException w:name="heading 6" w:uiPriority="9" w:semiHidden="1" w:unhideWhenUsed="1" w:qFormat="1"/>
+    <w:lsdException w:name="heading 7" w:uiPriority="9" w:semiHidden="1" w:unhideWhenUsed="1" w:qFormat="1"/>
+    <w:lsdException w:name="heading 8" w:uiPriority="9" w:semiHidden="1" w:unhideWhenUsed="1" w:qFormat="1"/>
+    <w:lsdException w:name="heading 9" w:uiPriority="9" w:semiHidden="1" w:unhideWhenUsed="1" w:qFormat="1"/>
     <w:lsdException w:name="index 1" w:semiHidden="1" w:unhideWhenUsed="1"/>
     <w:lsdException w:name="index 2" w:semiHidden="1" w:unhideWhenUsed="1"/>
     <w:lsdException w:name="index 3" w:semiHidden="1" w:unhideWhenUsed="1"/>
@@ -795,22 +943,22 @@
     <w:lsdException w:name="index 7" w:semiHidden="1" w:unhideWhenUsed="1"/>
     <w:lsdException w:name="index 8" w:semiHidden="1" w:unhideWhenUsed="1"/>
     <w:lsdException w:name="index 9" w:semiHidden="1" w:unhideWhenUsed="1"/>
-    <w:lsdException w:name="toc 1" w:semiHidden="1" w:uiPriority="39" w:unhideWhenUsed="1"/>
-    <w:lsdException w:name="toc 2" w:semiHidden="1" w:uiPriority="39" w:unhideWhenUsed="1"/>
-    <w:lsdException w:name="toc 3" w:semiHidden="1" w:uiPriority="39" w:unhideWhenUsed="1"/>
-    <w:lsdException w:name="toc 4" w:semiHidden="1" w:uiPriority="39" w:unhideWhenUsed="1"/>
-    <w:lsdException w:name="toc 5" w:semiHidden="1" w:uiPriority="39" w:unhideWhenUsed="1"/>
-    <w:lsdException w:name="toc 6" w:semiHidden="1" w:uiPriority="39" w:unhideWhenUsed="1"/>
-    <w:lsdException w:name="toc 7" w:semiHidden="1" w:uiPriority="39" w:unhideWhenUsed="1"/>
-    <w:lsdException w:name="toc 8" w:semiHidden="1" w:uiPriority="39" w:unhideWhenUsed="1"/>
-    <w:lsdException w:name="toc 9" w:semiHidden="1" w:uiPriority="39" w:unhideWhenUsed="1"/>
+    <w:lsdException w:name="toc 1" w:uiPriority="39" w:semiHidden="1" w:unhideWhenUsed="1"/>
+    <w:lsdException w:name="toc 2" w:uiPriority="39" w:semiHidden="1" w:unhideWhenUsed="1"/>
+    <w:lsdException w:name="toc 3" w:uiPriority="39" w:semiHidden="1" w:unhideWhenUsed="1"/>
+    <w:lsdException w:name="toc 4" w:uiPriority="39" w:semiHidden="1" w:unhideWhenUsed="1"/>
+    <w:lsdException w:name="toc 5" w:uiPriority="39" w:semiHidden="1" w:unhideWhenUsed="1"/>
+    <w:lsdException w:name="toc 6" w:uiPriority="39" w:semiHidden="1" w:unhideWhenUsed="1"/>
+    <w:lsdException w:name="toc 7" w:uiPriority="39" w:semiHidden="1" w:unhideWhenUsed="1"/>
+    <w:lsdException w:name="toc 8" w:uiPriority="39" w:semiHidden="1" w:unhideWhenUsed="1"/>
+    <w:lsdException w:name="toc 9" w:uiPriority="39" w:semiHidden="1" w:unhideWhenUsed="1"/>
     <w:lsdException w:name="Normal Indent" w:semiHidden="1" w:unhideWhenUsed="1"/>
     <w:lsdException w:name="footnote text" w:semiHidden="1" w:unhideWhenUsed="1"/>
     <w:lsdException w:name="annotation text" w:semiHidden="1" w:unhideWhenUsed="1"/>
     <w:lsdException w:name="header" w:semiHidden="1" w:unhideWhenUsed="1"/>
     <w:lsdException w:name="footer" w:semiHidden="1" w:unhideWhenUsed="1"/>
     <w:lsdException w:name="index heading" w:semiHidden="1" w:unhideWhenUsed="1"/>
-    <w:lsdException w:name="caption" w:semiHidden="1" w:uiPriority="35" w:unhideWhenUsed="1" w:qFormat="1"/>
+    <w:lsdException w:name="caption" w:uiPriority="35" w:semiHidden="1" w:unhideWhenUsed="1" w:qFormat="1"/>
     <w:lsdException w:name="table of figures" w:semiHidden="1" w:unhideWhenUsed="1"/>
     <w:lsdException w:name="envelope address" w:semiHidden="1" w:unhideWhenUsed="1"/>
     <w:lsdException w:name="envelope return" w:semiHidden="1" w:unhideWhenUsed="1"/>
@@ -841,7 +989,7 @@
     <w:lsdException w:name="Title" w:uiPriority="10" w:qFormat="1"/>
     <w:lsdException w:name="Closing" w:semiHidden="1" w:unhideWhenUsed="1"/>
     <w:lsdException w:name="Signature" w:semiHidden="1" w:unhideWhenUsed="1"/>
-    <w:lsdException w:name="Default Paragraph Font" w:semiHidden="1" w:uiPriority="1" w:unhideWhenUsed="1"/>
+    <w:lsdException w:name="Default Paragraph Font" w:uiPriority="1" w:semiHidden="1" w:unhideWhenUsed="1"/>
     <w:lsdException w:name="Body Text" w:semiHidden="1" w:unhideWhenUsed="1"/>
     <w:lsdException w:name="Body Text Indent" w:semiHidden="1" w:unhideWhenUsed="1"/>
     <w:lsdException w:name="List Continue" w:semiHidden="1" w:unhideWhenUsed="1"/>
@@ -1041,8 +1189,8 @@
     <w:lsdException w:name="Subtle Reference" w:uiPriority="31" w:qFormat="1"/>
     <w:lsdException w:name="Intense Reference" w:uiPriority="32" w:qFormat="1"/>
     <w:lsdException w:name="Book Title" w:uiPriority="33" w:qFormat="1"/>
-    <w:lsdException w:name="Bibliography" w:semiHidden="1" w:uiPriority="37" w:unhideWhenUsed="1"/>
-    <w:lsdException w:name="TOC Heading" w:semiHidden="1" w:uiPriority="39" w:unhideWhenUsed="1" w:qFormat="1"/>
+    <w:lsdException w:name="Bibliography" w:uiPriority="37" w:semiHidden="1" w:unhideWhenUsed="1"/>
+    <w:lsdException w:name="TOC Heading" w:uiPriority="39" w:semiHidden="1" w:unhideWhenUsed="1" w:qFormat="1"/>
     <w:lsdException w:name="Plain Table 1" w:uiPriority="41"/>
     <w:lsdException w:name="Plain Table 2" w:uiPriority="42"/>
     <w:lsdException w:name="Plain Table 3" w:uiPriority="43"/>
@@ -1153,7 +1301,7 @@
     <w:lsdException w:name="Unresolved Mention" w:semiHidden="1" w:unhideWhenUsed="1"/>
     <w:lsdException w:name="Smart Link" w:semiHidden="1" w:unhideWhenUsed="1"/>
   </w:latentStyles>
-  <w:style w:type="paragraph" w:default="1" w:styleId="a">
+  <w:style w:type="paragraph" w:styleId="a" w:default="1">
     <w:name w:val="Normal"/>
     <w:qFormat/>
     <w:pPr>
@@ -1175,7 +1323,7 @@
       <w:outlineLvl w:val="0"/>
     </w:pPr>
     <w:rPr>
-      <w:rFonts w:asciiTheme="majorHAnsi" w:eastAsiaTheme="majorEastAsia" w:hAnsiTheme="majorHAnsi" w:cstheme="majorBidi"/>
+      <w:rFonts w:asciiTheme="majorHAnsi" w:hAnsiTheme="majorHAnsi" w:eastAsiaTheme="majorEastAsia" w:cstheme="majorBidi"/>
       <w:color w:val="000000" w:themeColor="text1"/>
       <w:sz w:val="32"/>
       <w:szCs w:val="32"/>
@@ -1198,7 +1346,7 @@
       <w:outlineLvl w:val="1"/>
     </w:pPr>
     <w:rPr>
-      <w:rFonts w:asciiTheme="majorHAnsi" w:eastAsiaTheme="majorEastAsia" w:hAnsiTheme="majorHAnsi" w:cstheme="majorBidi"/>
+      <w:rFonts w:asciiTheme="majorHAnsi" w:hAnsiTheme="majorHAnsi" w:eastAsiaTheme="majorEastAsia" w:cstheme="majorBidi"/>
       <w:color w:val="000000" w:themeColor="text1"/>
       <w:sz w:val="28"/>
       <w:szCs w:val="28"/>
@@ -1221,7 +1369,7 @@
       <w:outlineLvl w:val="2"/>
     </w:pPr>
     <w:rPr>
-      <w:rFonts w:asciiTheme="majorHAnsi" w:eastAsiaTheme="majorEastAsia" w:hAnsiTheme="majorHAnsi" w:cstheme="majorBidi"/>
+      <w:rFonts w:asciiTheme="majorHAnsi" w:hAnsiTheme="majorHAnsi" w:eastAsiaTheme="majorEastAsia" w:cstheme="majorBidi"/>
       <w:color w:val="000000" w:themeColor="text1"/>
       <w:sz w:val="24"/>
     </w:rPr>
@@ -1243,7 +1391,7 @@
       <w:outlineLvl w:val="3"/>
     </w:pPr>
     <w:rPr>
-      <w:rFonts w:asciiTheme="majorHAnsi" w:eastAsiaTheme="majorEastAsia" w:hAnsiTheme="majorHAnsi" w:cstheme="majorBidi"/>
+      <w:rFonts w:asciiTheme="majorHAnsi" w:hAnsiTheme="majorHAnsi" w:eastAsiaTheme="majorEastAsia" w:cstheme="majorBidi"/>
       <w:color w:val="000000" w:themeColor="text1"/>
     </w:rPr>
   </w:style>
@@ -1261,11 +1409,11 @@
       <w:keepNext/>
       <w:keepLines/>
       <w:spacing w:before="80" w:after="40"/>
-      <w:ind w:leftChars="100" w:left="100"/>
+      <w:ind w:left="100" w:leftChars="100"/>
       <w:outlineLvl w:val="4"/>
     </w:pPr>
     <w:rPr>
-      <w:rFonts w:asciiTheme="majorHAnsi" w:eastAsiaTheme="majorEastAsia" w:hAnsiTheme="majorHAnsi" w:cstheme="majorBidi"/>
+      <w:rFonts w:asciiTheme="majorHAnsi" w:hAnsiTheme="majorHAnsi" w:eastAsiaTheme="majorEastAsia" w:cstheme="majorBidi"/>
       <w:color w:val="000000" w:themeColor="text1"/>
     </w:rPr>
   </w:style>
@@ -1283,11 +1431,11 @@
       <w:keepNext/>
       <w:keepLines/>
       <w:spacing w:before="80" w:after="40"/>
-      <w:ind w:leftChars="200" w:left="200"/>
+      <w:ind w:left="200" w:leftChars="200"/>
       <w:outlineLvl w:val="5"/>
     </w:pPr>
     <w:rPr>
-      <w:rFonts w:asciiTheme="majorHAnsi" w:eastAsiaTheme="majorEastAsia" w:hAnsiTheme="majorHAnsi" w:cstheme="majorBidi"/>
+      <w:rFonts w:asciiTheme="majorHAnsi" w:hAnsiTheme="majorHAnsi" w:eastAsiaTheme="majorEastAsia" w:cstheme="majorBidi"/>
       <w:color w:val="000000" w:themeColor="text1"/>
     </w:rPr>
   </w:style>
@@ -1305,11 +1453,11 @@
       <w:keepNext/>
       <w:keepLines/>
       <w:spacing w:before="80" w:after="40"/>
-      <w:ind w:leftChars="300" w:left="300"/>
+      <w:ind w:left="300" w:leftChars="300"/>
       <w:outlineLvl w:val="6"/>
     </w:pPr>
     <w:rPr>
-      <w:rFonts w:asciiTheme="majorHAnsi" w:eastAsiaTheme="majorEastAsia" w:hAnsiTheme="majorHAnsi" w:cstheme="majorBidi"/>
+      <w:rFonts w:asciiTheme="majorHAnsi" w:hAnsiTheme="majorHAnsi" w:eastAsiaTheme="majorEastAsia" w:cstheme="majorBidi"/>
       <w:color w:val="000000" w:themeColor="text1"/>
     </w:rPr>
   </w:style>
@@ -1327,11 +1475,11 @@
       <w:keepNext/>
       <w:keepLines/>
       <w:spacing w:before="80" w:after="40"/>
-      <w:ind w:leftChars="400" w:left="400"/>
+      <w:ind w:left="400" w:leftChars="400"/>
       <w:outlineLvl w:val="7"/>
     </w:pPr>
     <w:rPr>
-      <w:rFonts w:asciiTheme="majorHAnsi" w:eastAsiaTheme="majorEastAsia" w:hAnsiTheme="majorHAnsi" w:cstheme="majorBidi"/>
+      <w:rFonts w:asciiTheme="majorHAnsi" w:hAnsiTheme="majorHAnsi" w:eastAsiaTheme="majorEastAsia" w:cstheme="majorBidi"/>
       <w:color w:val="000000" w:themeColor="text1"/>
     </w:rPr>
   </w:style>
@@ -1349,20 +1497,20 @@
       <w:keepNext/>
       <w:keepLines/>
       <w:spacing w:before="80" w:after="40"/>
-      <w:ind w:leftChars="500" w:left="500"/>
+      <w:ind w:left="500" w:leftChars="500"/>
       <w:outlineLvl w:val="8"/>
     </w:pPr>
     <w:rPr>
-      <w:rFonts w:asciiTheme="majorHAnsi" w:eastAsiaTheme="majorEastAsia" w:hAnsiTheme="majorHAnsi" w:cstheme="majorBidi"/>
+      <w:rFonts w:asciiTheme="majorHAnsi" w:hAnsiTheme="majorHAnsi" w:eastAsiaTheme="majorEastAsia" w:cstheme="majorBidi"/>
       <w:color w:val="000000" w:themeColor="text1"/>
     </w:rPr>
   </w:style>
-  <w:style w:type="character" w:default="1" w:styleId="a0">
+  <w:style w:type="character" w:styleId="a0" w:default="1">
     <w:name w:val="Default Paragraph Font"/>
     <w:uiPriority w:val="1"/>
     <w:unhideWhenUsed/>
   </w:style>
-  <w:style w:type="table" w:default="1" w:styleId="a1">
+  <w:style w:type="table" w:styleId="a1" w:default="1">
     <w:name w:val="Normal Table"/>
     <w:uiPriority w:val="99"/>
     <w:semiHidden/>
@@ -1377,26 +1525,26 @@
       </w:tblCellMar>
     </w:tblPr>
   </w:style>
-  <w:style w:type="numbering" w:default="1" w:styleId="a2">
+  <w:style w:type="numbering" w:styleId="a2" w:default="1">
     <w:name w:val="No List"/>
     <w:uiPriority w:val="99"/>
     <w:semiHidden/>
     <w:unhideWhenUsed/>
   </w:style>
-  <w:style w:type="character" w:customStyle="1" w:styleId="10">
+  <w:style w:type="character" w:styleId="10" w:customStyle="1">
     <w:name w:val="見出し 1 (文字)"/>
     <w:basedOn w:val="a0"/>
     <w:link w:val="1"/>
     <w:uiPriority w:val="9"/>
     <w:rsid w:val="00FE0B09"/>
     <w:rPr>
-      <w:rFonts w:asciiTheme="majorHAnsi" w:eastAsiaTheme="majorEastAsia" w:hAnsiTheme="majorHAnsi" w:cstheme="majorBidi"/>
+      <w:rFonts w:asciiTheme="majorHAnsi" w:hAnsiTheme="majorHAnsi" w:eastAsiaTheme="majorEastAsia" w:cstheme="majorBidi"/>
       <w:color w:val="000000" w:themeColor="text1"/>
       <w:sz w:val="32"/>
       <w:szCs w:val="32"/>
     </w:rPr>
   </w:style>
-  <w:style w:type="character" w:customStyle="1" w:styleId="20">
+  <w:style w:type="character" w:styleId="20" w:customStyle="1">
     <w:name w:val="見出し 2 (文字)"/>
     <w:basedOn w:val="a0"/>
     <w:link w:val="2"/>
@@ -1404,13 +1552,13 @@
     <w:semiHidden/>
     <w:rsid w:val="00FE0B09"/>
     <w:rPr>
-      <w:rFonts w:asciiTheme="majorHAnsi" w:eastAsiaTheme="majorEastAsia" w:hAnsiTheme="majorHAnsi" w:cstheme="majorBidi"/>
+      <w:rFonts w:asciiTheme="majorHAnsi" w:hAnsiTheme="majorHAnsi" w:eastAsiaTheme="majorEastAsia" w:cstheme="majorBidi"/>
       <w:color w:val="000000" w:themeColor="text1"/>
       <w:sz w:val="28"/>
       <w:szCs w:val="28"/>
     </w:rPr>
   </w:style>
-  <w:style w:type="character" w:customStyle="1" w:styleId="30">
+  <w:style w:type="character" w:styleId="30" w:customStyle="1">
     <w:name w:val="見出し 3 (文字)"/>
     <w:basedOn w:val="a0"/>
     <w:link w:val="3"/>
@@ -1418,12 +1566,12 @@
     <w:semiHidden/>
     <w:rsid w:val="00FE0B09"/>
     <w:rPr>
-      <w:rFonts w:asciiTheme="majorHAnsi" w:eastAsiaTheme="majorEastAsia" w:hAnsiTheme="majorHAnsi" w:cstheme="majorBidi"/>
+      <w:rFonts w:asciiTheme="majorHAnsi" w:hAnsiTheme="majorHAnsi" w:eastAsiaTheme="majorEastAsia" w:cstheme="majorBidi"/>
       <w:color w:val="000000" w:themeColor="text1"/>
       <w:sz w:val="24"/>
     </w:rPr>
   </w:style>
-  <w:style w:type="character" w:customStyle="1" w:styleId="40">
+  <w:style w:type="character" w:styleId="40" w:customStyle="1">
     <w:name w:val="見出し 4 (文字)"/>
     <w:basedOn w:val="a0"/>
     <w:link w:val="4"/>
@@ -1431,11 +1579,11 @@
     <w:semiHidden/>
     <w:rsid w:val="00FE0B09"/>
     <w:rPr>
-      <w:rFonts w:asciiTheme="majorHAnsi" w:eastAsiaTheme="majorEastAsia" w:hAnsiTheme="majorHAnsi" w:cstheme="majorBidi"/>
+      <w:rFonts w:asciiTheme="majorHAnsi" w:hAnsiTheme="majorHAnsi" w:eastAsiaTheme="majorEastAsia" w:cstheme="majorBidi"/>
       <w:color w:val="000000" w:themeColor="text1"/>
     </w:rPr>
   </w:style>
-  <w:style w:type="character" w:customStyle="1" w:styleId="50">
+  <w:style w:type="character" w:styleId="50" w:customStyle="1">
     <w:name w:val="見出し 5 (文字)"/>
     <w:basedOn w:val="a0"/>
     <w:link w:val="5"/>
@@ -1443,11 +1591,11 @@
     <w:semiHidden/>
     <w:rsid w:val="00FE0B09"/>
     <w:rPr>
-      <w:rFonts w:asciiTheme="majorHAnsi" w:eastAsiaTheme="majorEastAsia" w:hAnsiTheme="majorHAnsi" w:cstheme="majorBidi"/>
+      <w:rFonts w:asciiTheme="majorHAnsi" w:hAnsiTheme="majorHAnsi" w:eastAsiaTheme="majorEastAsia" w:cstheme="majorBidi"/>
       <w:color w:val="000000" w:themeColor="text1"/>
     </w:rPr>
   </w:style>
-  <w:style w:type="character" w:customStyle="1" w:styleId="60">
+  <w:style w:type="character" w:styleId="60" w:customStyle="1">
     <w:name w:val="見出し 6 (文字)"/>
     <w:basedOn w:val="a0"/>
     <w:link w:val="6"/>
@@ -1455,11 +1603,11 @@
     <w:semiHidden/>
     <w:rsid w:val="00FE0B09"/>
     <w:rPr>
-      <w:rFonts w:asciiTheme="majorHAnsi" w:eastAsiaTheme="majorEastAsia" w:hAnsiTheme="majorHAnsi" w:cstheme="majorBidi"/>
+      <w:rFonts w:asciiTheme="majorHAnsi" w:hAnsiTheme="majorHAnsi" w:eastAsiaTheme="majorEastAsia" w:cstheme="majorBidi"/>
       <w:color w:val="000000" w:themeColor="text1"/>
     </w:rPr>
   </w:style>
-  <w:style w:type="character" w:customStyle="1" w:styleId="70">
+  <w:style w:type="character" w:styleId="70" w:customStyle="1">
     <w:name w:val="見出し 7 (文字)"/>
     <w:basedOn w:val="a0"/>
     <w:link w:val="7"/>
@@ -1467,11 +1615,11 @@
     <w:semiHidden/>
     <w:rsid w:val="00FE0B09"/>
     <w:rPr>
-      <w:rFonts w:asciiTheme="majorHAnsi" w:eastAsiaTheme="majorEastAsia" w:hAnsiTheme="majorHAnsi" w:cstheme="majorBidi"/>
+      <w:rFonts w:asciiTheme="majorHAnsi" w:hAnsiTheme="majorHAnsi" w:eastAsiaTheme="majorEastAsia" w:cstheme="majorBidi"/>
       <w:color w:val="000000" w:themeColor="text1"/>
     </w:rPr>
   </w:style>
-  <w:style w:type="character" w:customStyle="1" w:styleId="80">
+  <w:style w:type="character" w:styleId="80" w:customStyle="1">
     <w:name w:val="見出し 8 (文字)"/>
     <w:basedOn w:val="a0"/>
     <w:link w:val="8"/>
@@ -1479,11 +1627,11 @@
     <w:semiHidden/>
     <w:rsid w:val="00FE0B09"/>
     <w:rPr>
-      <w:rFonts w:asciiTheme="majorHAnsi" w:eastAsiaTheme="majorEastAsia" w:hAnsiTheme="majorHAnsi" w:cstheme="majorBidi"/>
+      <w:rFonts w:asciiTheme="majorHAnsi" w:hAnsiTheme="majorHAnsi" w:eastAsiaTheme="majorEastAsia" w:cstheme="majorBidi"/>
       <w:color w:val="000000" w:themeColor="text1"/>
     </w:rPr>
   </w:style>
-  <w:style w:type="character" w:customStyle="1" w:styleId="90">
+  <w:style w:type="character" w:styleId="90" w:customStyle="1">
     <w:name w:val="見出し 9 (文字)"/>
     <w:basedOn w:val="a0"/>
     <w:link w:val="9"/>
@@ -1491,7 +1639,7 @@
     <w:semiHidden/>
     <w:rsid w:val="00FE0B09"/>
     <w:rPr>
-      <w:rFonts w:asciiTheme="majorHAnsi" w:eastAsiaTheme="majorEastAsia" w:hAnsiTheme="majorHAnsi" w:cstheme="majorBidi"/>
+      <w:rFonts w:asciiTheme="majorHAnsi" w:hAnsiTheme="majorHAnsi" w:eastAsiaTheme="majorEastAsia" w:cstheme="majorBidi"/>
       <w:color w:val="000000" w:themeColor="text1"/>
     </w:rPr>
   </w:style>
@@ -1509,21 +1657,21 @@
       <w:jc w:val="center"/>
     </w:pPr>
     <w:rPr>
-      <w:rFonts w:asciiTheme="majorHAnsi" w:eastAsiaTheme="majorEastAsia" w:hAnsiTheme="majorHAnsi" w:cstheme="majorBidi"/>
+      <w:rFonts w:asciiTheme="majorHAnsi" w:hAnsiTheme="majorHAnsi" w:eastAsiaTheme="majorEastAsia" w:cstheme="majorBidi"/>
       <w:spacing w:val="-10"/>
       <w:kern w:val="28"/>
       <w:sz w:val="56"/>
       <w:szCs w:val="56"/>
     </w:rPr>
   </w:style>
-  <w:style w:type="character" w:customStyle="1" w:styleId="a4">
+  <w:style w:type="character" w:styleId="a4" w:customStyle="1">
     <w:name w:val="表題 (文字)"/>
     <w:basedOn w:val="a0"/>
     <w:link w:val="a3"/>
     <w:uiPriority w:val="10"/>
     <w:rsid w:val="00FE0B09"/>
     <w:rPr>
-      <w:rFonts w:asciiTheme="majorHAnsi" w:eastAsiaTheme="majorEastAsia" w:hAnsiTheme="majorHAnsi" w:cstheme="majorBidi"/>
+      <w:rFonts w:asciiTheme="majorHAnsi" w:hAnsiTheme="majorHAnsi" w:eastAsiaTheme="majorEastAsia" w:cstheme="majorBidi"/>
       <w:spacing w:val="-10"/>
       <w:kern w:val="28"/>
       <w:sz w:val="56"/>
@@ -1546,21 +1694,21 @@
       <w:jc w:val="center"/>
     </w:pPr>
     <w:rPr>
-      <w:rFonts w:asciiTheme="majorHAnsi" w:eastAsiaTheme="majorEastAsia" w:hAnsiTheme="majorHAnsi" w:cstheme="majorBidi"/>
+      <w:rFonts w:asciiTheme="majorHAnsi" w:hAnsiTheme="majorHAnsi" w:eastAsiaTheme="majorEastAsia" w:cstheme="majorBidi"/>
       <w:color w:val="595959" w:themeColor="text1" w:themeTint="A6"/>
       <w:spacing w:val="15"/>
       <w:sz w:val="28"/>
       <w:szCs w:val="28"/>
     </w:rPr>
   </w:style>
-  <w:style w:type="character" w:customStyle="1" w:styleId="a6">
+  <w:style w:type="character" w:styleId="a6" w:customStyle="1">
     <w:name w:val="副題 (文字)"/>
     <w:basedOn w:val="a0"/>
     <w:link w:val="a5"/>
     <w:uiPriority w:val="11"/>
     <w:rsid w:val="00FE0B09"/>
     <w:rPr>
-      <w:rFonts w:asciiTheme="majorHAnsi" w:eastAsiaTheme="majorEastAsia" w:hAnsiTheme="majorHAnsi" w:cstheme="majorBidi"/>
+      <w:rFonts w:asciiTheme="majorHAnsi" w:hAnsiTheme="majorHAnsi" w:eastAsiaTheme="majorEastAsia" w:cstheme="majorBidi"/>
       <w:color w:val="595959" w:themeColor="text1" w:themeTint="A6"/>
       <w:spacing w:val="15"/>
       <w:sz w:val="28"/>
@@ -1585,7 +1733,7 @@
       <w:color w:val="404040" w:themeColor="text1" w:themeTint="BF"/>
     </w:rPr>
   </w:style>
-  <w:style w:type="character" w:customStyle="1" w:styleId="a8">
+  <w:style w:type="character" w:styleId="a8" w:customStyle="1">
     <w:name w:val="引用文 (文字)"/>
     <w:basedOn w:val="a0"/>
     <w:link w:val="a7"/>
@@ -1630,8 +1778,8 @@
     <w:rsid w:val="00FE0B09"/>
     <w:pPr>
       <w:pBdr>
-        <w:top w:val="single" w:sz="4" w:space="10" w:color="0F4761" w:themeColor="accent1" w:themeShade="BF"/>
-        <w:bottom w:val="single" w:sz="4" w:space="10" w:color="0F4761" w:themeColor="accent1" w:themeShade="BF"/>
+        <w:top w:val="single" w:color="0F4761" w:themeColor="accent1" w:themeShade="BF" w:sz="4" w:space="10"/>
+        <w:bottom w:val="single" w:color="0F4761" w:themeColor="accent1" w:themeShade="BF" w:sz="4" w:space="10"/>
       </w:pBdr>
       <w:spacing w:before="360" w:after="360"/>
       <w:ind w:left="864" w:right="864"/>
@@ -1643,7 +1791,7 @@
       <w:color w:val="0F4761" w:themeColor="accent1" w:themeShade="BF"/>
     </w:rPr>
   </w:style>
-  <w:style w:type="character" w:customStyle="1" w:styleId="23">
+  <w:style w:type="character" w:styleId="23" w:customStyle="1">
     <w:name w:val="引用文 2 (文字)"/>
     <w:basedOn w:val="a0"/>
     <w:link w:val="22"/>
@@ -1673,7 +1821,7 @@
 </file>
 
 <file path=word/theme/theme1.xml><?xml version="1.0" encoding="utf-8"?>
-<a:theme xmlns:a="http://schemas.openxmlformats.org/drawingml/2006/main" name="Office テーマ">
+<a:theme xmlns:a="http://schemas.openxmlformats.org/drawingml/2006/main" xmlns:thm15="http://schemas.microsoft.com/office/thememl/2012/main" name="Office テーマ">
   <a:themeElements>
     <a:clrScheme name="Office">
       <a:dk1>
